--- a/docs/Solution_Synthesis.docx
+++ b/docs/Solution_Synthesis.docx
@@ -12,7 +12,7 @@
     </w:p>
     <w:p>
       <w:r>
-        <w:t>Skyline Air connects fourteen individually supplied HTML pages to JSON routes in Node.js. Shared app.js handles forms and renders API results; styles.css provides consistent navigation, spacing, keyboard focus and mobile breakpoints. The interface distinguishes fictional reservations from valid airline tickets.</w:t>
+        <w:t>Airline Reservation System connects fourteen individually supplied HTML pages to JSON routes in Node.js. Shared app.js handles forms and renders API results; styles.css provides consistent navigation, spacing, keyboard focus and mobile breakpoints. The interface distinguishes fictional reservations from valid airline tickets.</w:t>
       </w:r>
     </w:p>
     <w:tbl>

--- a/docs/Solution_Synthesis.docx
+++ b/docs/Solution_Synthesis.docx
@@ -1372,7 +1372,7 @@
     </w:p>
     <w:p>
       <w:r>
-        <w:t>Forms use visible labels, native controls and keyboard focus outlines. A skip link bypasses navigation. Status messages use an aria-live region. At narrow widths the search and content grids stack. Tables scroll horizontally. Occupied seat radios are disabled and labeled; status labels also use text. Desktop/mobile browser and assistive-technology checks are still required before claiming accessibility compliance.</w:t>
+        <w:t>Forms use visible labels, native controls and keyboard focus outlines. A skip link bypasses navigation. Status messages use an aria-live region. At narrow widths the search and content grids stack. Tables scroll horizontally. Occupied seat radios are disabled and labeled; status labels also use text. The owner reported successful narrow-window and keyboard checks on October 10, 2026. Print preview was visually verified after the CLI fix. Actual mobile-device and assistive-technology testing remain unverified; no accessibility compliance is claimed.</w:t>
       </w:r>
     </w:p>
     <w:p>
